--- a/New Changelog.docx
+++ b/New Changelog.docx
@@ -12,23 +12,13 @@
           <w:sz w:val="48"/>
         </w:rPr>
       </w:pPr>
-      <w:proofErr w:type="spellStart"/>
       <w:r>
         <w:rPr>
           <w:rFonts w:ascii="Verdana" w:hAnsi="Verdana"/>
           <w:b/>
           <w:sz w:val="48"/>
         </w:rPr>
-        <w:t>Ermac</w:t>
-      </w:r>
-      <w:proofErr w:type="spellEnd"/>
-      <w:r>
-        <w:rPr>
-          <w:rFonts w:ascii="Verdana" w:hAnsi="Verdana"/>
-          <w:b/>
-          <w:sz w:val="48"/>
-        </w:rPr>
-        <w:t xml:space="preserve"> Voxel Game v </w:t>
+        <w:t xml:space="preserve">Ermac Voxel Game v </w:t>
       </w:r>
       <w:r>
         <w:rPr>
@@ -288,23 +278,13 @@
           <w:szCs w:val="32"/>
         </w:rPr>
       </w:pPr>
-      <w:proofErr w:type="spellStart"/>
       <w:r>
         <w:rPr>
           <w:rFonts w:ascii="Verdana" w:hAnsi="Verdana"/>
           <w:sz w:val="32"/>
           <w:szCs w:val="32"/>
         </w:rPr>
-        <w:t>SizeOf</w:t>
-      </w:r>
-      <w:proofErr w:type="spellEnd"/>
-      <w:r>
-        <w:rPr>
-          <w:rFonts w:ascii="Verdana" w:hAnsi="Verdana"/>
-          <w:sz w:val="32"/>
-          <w:szCs w:val="32"/>
-        </w:rPr>
-        <w:t xml:space="preserve"> command - without arguments provides total size and with chunk argument id provides size of blocks inside chunk</w:t>
+        <w:t>SizeOf command - without arguments provides total size and with chunk argument id provides size of blocks inside chunk</w:t>
       </w:r>
       <w:r>
         <w:rPr>
@@ -407,6 +387,15 @@
           <w:szCs w:val="32"/>
         </w:rPr>
         <w:t>hader rework. Moved stuff to the Vertex from the Fragment shader.</w:t>
+      </w:r>
+      <w:r>
+        <w:rPr>
+          <w:rFonts w:ascii="Verdana" w:hAnsi="Verdana"/>
+          <w:bCs/>
+          <w:sz w:val="32"/>
+          <w:szCs w:val="32"/>
+        </w:rPr>
+        <w:t xml:space="preserve"> Lighting reworked.</w:t>
       </w:r>
     </w:p>
     <w:p>
@@ -771,41 +760,13 @@
             <w:szCs w:val="32"/>
           </w:rPr>
         </w:pPr>
-        <w:proofErr w:type="spellStart"/>
         <w:r>
           <w:rPr>
             <w:rFonts w:ascii="Verdana" w:hAnsi="Verdana"/>
             <w:sz w:val="24"/>
             <w:szCs w:val="32"/>
           </w:rPr>
-          <w:t>Ermac</w:t>
-        </w:r>
-        <w:proofErr w:type="spellEnd"/>
-        <w:r>
-          <w:rPr>
-            <w:rFonts w:ascii="Verdana" w:hAnsi="Verdana"/>
-            <w:sz w:val="24"/>
-            <w:szCs w:val="32"/>
-          </w:rPr>
-          <w:t xml:space="preserve"> Voxel Game - Alexander “</w:t>
-        </w:r>
-        <w:proofErr w:type="spellStart"/>
-        <w:r>
-          <w:rPr>
-            <w:rFonts w:ascii="Verdana" w:hAnsi="Verdana"/>
-            <w:sz w:val="24"/>
-            <w:szCs w:val="32"/>
-          </w:rPr>
-          <w:t>Ermac</w:t>
-        </w:r>
-        <w:proofErr w:type="spellEnd"/>
-        <w:r>
-          <w:rPr>
-            <w:rFonts w:ascii="Verdana" w:hAnsi="Verdana"/>
-            <w:sz w:val="24"/>
-            <w:szCs w:val="32"/>
-          </w:rPr>
-          <w:t xml:space="preserve">” Stojanovich, </w:t>
+          <w:t xml:space="preserve">Ermac Voxel Game - Alexander “Ermac” Stojanovich, </w:t>
         </w:r>
         <w:r>
           <w:rPr>
@@ -4406,6 +4367,7 @@
   <w:rsids>
     <w:rsidRoot w:val="00F072F0"/>
     <w:rsid w:val="00007896"/>
+    <w:rsid w:val="000A0FA9"/>
     <w:rsid w:val="00272EBA"/>
     <w:rsid w:val="002F7BEE"/>
     <w:rsid w:val="005C1735"/>

--- a/New Changelog.docx
+++ b/New Changelog.docx
@@ -428,6 +428,70 @@
         </w:rPr>
         <w:t>FIXES:</w:t>
       </w:r>
+    </w:p>
+    <w:p>
+      <w:pPr>
+        <w:pStyle w:val="NoSpacing"/>
+        <w:numPr>
+          <w:ilvl w:val="0"/>
+          <w:numId w:val="27"/>
+        </w:numPr>
+        <w:rPr>
+          <w:rFonts w:ascii="Verdana" w:hAnsi="Verdana"/>
+          <w:bCs/>
+          <w:sz w:val="48"/>
+        </w:rPr>
+      </w:pPr>
+      <w:r>
+        <w:rPr>
+          <w:rFonts w:ascii="Verdana" w:hAnsi="Verdana"/>
+          <w:bCs/>
+          <w:sz w:val="32"/>
+          <w:szCs w:val="32"/>
+        </w:rPr>
+        <w:t>General optimizations for rendering</w:t>
+      </w:r>
+      <w:r>
+        <w:rPr>
+          <w:rFonts w:ascii="Verdana" w:hAnsi="Verdana"/>
+          <w:bCs/>
+          <w:sz w:val="32"/>
+          <w:szCs w:val="32"/>
+        </w:rPr>
+        <w:t xml:space="preserve"> (tuples &amp; chunks)</w:t>
+      </w:r>
+      <w:r>
+        <w:rPr>
+          <w:rFonts w:ascii="Verdana" w:hAnsi="Verdana"/>
+          <w:bCs/>
+          <w:sz w:val="32"/>
+          <w:szCs w:val="32"/>
+        </w:rPr>
+        <w:t>.</w:t>
+      </w:r>
+    </w:p>
+    <w:p>
+      <w:pPr>
+        <w:pStyle w:val="NoSpacing"/>
+        <w:ind w:left="720"/>
+        <w:rPr>
+          <w:rFonts w:ascii="Verdana" w:hAnsi="Verdana"/>
+          <w:b/>
+          <w:color w:val="FF0000"/>
+          <w:sz w:val="48"/>
+        </w:rPr>
+      </w:pPr>
+    </w:p>
+    <w:p>
+      <w:pPr>
+        <w:pStyle w:val="NoSpacing"/>
+        <w:rPr>
+          <w:rFonts w:ascii="Verdana" w:hAnsi="Verdana"/>
+          <w:b/>
+          <w:color w:val="FF0000"/>
+          <w:sz w:val="48"/>
+        </w:rPr>
+      </w:pPr>
     </w:p>
     <w:p>
       <w:pPr>
@@ -3526,6 +3590,119 @@
     </w:lvl>
   </w:abstractNum>
   <w:abstractNum w:abstractNumId="24" w15:restartNumberingAfterBreak="0">
+    <w:nsid w:val="78424AC0"/>
+    <w:multiLevelType w:val="hybridMultilevel"/>
+    <w:tmpl w:val="CBCE2100"/>
+    <w:lvl w:ilvl="0" w:tplc="04090001">
+      <w:start w:val="1"/>
+      <w:numFmt w:val="bullet"/>
+      <w:lvlText w:val=""/>
+      <w:lvlJc w:val="left"/>
+      <w:pPr>
+        <w:ind w:left="720" w:hanging="360"/>
+      </w:pPr>
+      <w:rPr>
+        <w:rFonts w:ascii="Symbol" w:hAnsi="Symbol" w:hint="default"/>
+      </w:rPr>
+    </w:lvl>
+    <w:lvl w:ilvl="1" w:tplc="04090003" w:tentative="1">
+      <w:start w:val="1"/>
+      <w:numFmt w:val="bullet"/>
+      <w:lvlText w:val="o"/>
+      <w:lvlJc w:val="left"/>
+      <w:pPr>
+        <w:ind w:left="1440" w:hanging="360"/>
+      </w:pPr>
+      <w:rPr>
+        <w:rFonts w:ascii="Courier New" w:hAnsi="Courier New" w:cs="Courier New" w:hint="default"/>
+      </w:rPr>
+    </w:lvl>
+    <w:lvl w:ilvl="2" w:tplc="04090005" w:tentative="1">
+      <w:start w:val="1"/>
+      <w:numFmt w:val="bullet"/>
+      <w:lvlText w:val=""/>
+      <w:lvlJc w:val="left"/>
+      <w:pPr>
+        <w:ind w:left="2160" w:hanging="360"/>
+      </w:pPr>
+      <w:rPr>
+        <w:rFonts w:ascii="Wingdings" w:hAnsi="Wingdings" w:hint="default"/>
+      </w:rPr>
+    </w:lvl>
+    <w:lvl w:ilvl="3" w:tplc="04090001" w:tentative="1">
+      <w:start w:val="1"/>
+      <w:numFmt w:val="bullet"/>
+      <w:lvlText w:val=""/>
+      <w:lvlJc w:val="left"/>
+      <w:pPr>
+        <w:ind w:left="2880" w:hanging="360"/>
+      </w:pPr>
+      <w:rPr>
+        <w:rFonts w:ascii="Symbol" w:hAnsi="Symbol" w:hint="default"/>
+      </w:rPr>
+    </w:lvl>
+    <w:lvl w:ilvl="4" w:tplc="04090003" w:tentative="1">
+      <w:start w:val="1"/>
+      <w:numFmt w:val="bullet"/>
+      <w:lvlText w:val="o"/>
+      <w:lvlJc w:val="left"/>
+      <w:pPr>
+        <w:ind w:left="3600" w:hanging="360"/>
+      </w:pPr>
+      <w:rPr>
+        <w:rFonts w:ascii="Courier New" w:hAnsi="Courier New" w:cs="Courier New" w:hint="default"/>
+      </w:rPr>
+    </w:lvl>
+    <w:lvl w:ilvl="5" w:tplc="04090005" w:tentative="1">
+      <w:start w:val="1"/>
+      <w:numFmt w:val="bullet"/>
+      <w:lvlText w:val=""/>
+      <w:lvlJc w:val="left"/>
+      <w:pPr>
+        <w:ind w:left="4320" w:hanging="360"/>
+      </w:pPr>
+      <w:rPr>
+        <w:rFonts w:ascii="Wingdings" w:hAnsi="Wingdings" w:hint="default"/>
+      </w:rPr>
+    </w:lvl>
+    <w:lvl w:ilvl="6" w:tplc="04090001" w:tentative="1">
+      <w:start w:val="1"/>
+      <w:numFmt w:val="bullet"/>
+      <w:lvlText w:val=""/>
+      <w:lvlJc w:val="left"/>
+      <w:pPr>
+        <w:ind w:left="5040" w:hanging="360"/>
+      </w:pPr>
+      <w:rPr>
+        <w:rFonts w:ascii="Symbol" w:hAnsi="Symbol" w:hint="default"/>
+      </w:rPr>
+    </w:lvl>
+    <w:lvl w:ilvl="7" w:tplc="04090003" w:tentative="1">
+      <w:start w:val="1"/>
+      <w:numFmt w:val="bullet"/>
+      <w:lvlText w:val="o"/>
+      <w:lvlJc w:val="left"/>
+      <w:pPr>
+        <w:ind w:left="5760" w:hanging="360"/>
+      </w:pPr>
+      <w:rPr>
+        <w:rFonts w:ascii="Courier New" w:hAnsi="Courier New" w:cs="Courier New" w:hint="default"/>
+      </w:rPr>
+    </w:lvl>
+    <w:lvl w:ilvl="8" w:tplc="04090005" w:tentative="1">
+      <w:start w:val="1"/>
+      <w:numFmt w:val="bullet"/>
+      <w:lvlText w:val=""/>
+      <w:lvlJc w:val="left"/>
+      <w:pPr>
+        <w:ind w:left="6480" w:hanging="360"/>
+      </w:pPr>
+      <w:rPr>
+        <w:rFonts w:ascii="Wingdings" w:hAnsi="Wingdings" w:hint="default"/>
+      </w:rPr>
+    </w:lvl>
+  </w:abstractNum>
+  <w:abstractNum w:abstractNumId="25" w15:restartNumberingAfterBreak="0">
     <w:nsid w:val="7C7B411A"/>
     <w:multiLevelType w:val="hybridMultilevel"/>
     <w:tmpl w:val="DD327E98"/>
@@ -3672,7 +3849,7 @@
     <w:abstractNumId w:val="0"/>
   </w:num>
   <w:num w:numId="12" w16cid:durableId="815342743">
-    <w:abstractNumId w:val="24"/>
+    <w:abstractNumId w:val="25"/>
   </w:num>
   <w:num w:numId="13" w16cid:durableId="1213036091">
     <w:abstractNumId w:val="11"/>
@@ -3718,6 +3895,9 @@
   </w:num>
   <w:num w:numId="27" w16cid:durableId="1327897729">
     <w:abstractNumId w:val="7"/>
+  </w:num>
+  <w:num w:numId="28" w16cid:durableId="312683298">
+    <w:abstractNumId w:val="24"/>
   </w:num>
 </w:numbering>
 </file>
@@ -4383,6 +4563,7 @@
     <w:rsid w:val="009B3973"/>
     <w:rsid w:val="00A823C9"/>
     <w:rsid w:val="00AF7112"/>
+    <w:rsid w:val="00B34956"/>
     <w:rsid w:val="00C9469B"/>
     <w:rsid w:val="00CB1CDF"/>
     <w:rsid w:val="00CF0582"/>
